--- a/part_2 Prompt And result.docx
+++ b/part_2 Prompt And result.docx
@@ -23,23 +23,795 @@
       </w:r>
     </w:p>
     <w:p>
-      <w:r>
-        <w:t xml:space="preserve">Create a clean, professional 3D isometric pipeline diagram for a computer vision research paper (CVPR style), showing a 5-stage methodology flow, left to right, connected by arrows. Flat-shaded isometric 3D blocks/icons on a plain white background, soft shadows, a restricted color palette (navy blue, teal, orange, gray), sans-serif labels below each stage, minimalist academic style (like a Nature/CVPR graphical abstract), no photorealism, no clutter. STAGE 1 — "Camera Input" (leftmost): A 3D isometric roadside camera on a pole overlooking a highway with small stylized cars, plus a small stacked-photos icon representing a second aerial/drone dataset above it. Label: "Non-Invasive Camera Sensing (Roadside + Aerial)". STAGE 2 — "Detection": An isometric neural-network block (a simple stack of 3D layers/cubes labeled "YOLOv8") with an arrow splitting into two paths: one labeled "COCO-Pretrained" and one labeled "Fine-Tuned", both feeding into a highway image with 3D bounding boxes drawn around toy cars. Label: "Vehicle Detection". STAGE 3 — "Matching &amp; Stratification": A 3D isometric grid/matrix block showing small colored dots being sorted into bins by two axes labeled "Size" and "Occlusion", with a magnifying glass icon comparing two overlapping boxes (ground truth vs detection) to represent </w:t>
+      <w:pPr>
+        <w:spacing w:after="0"/>
+      </w:pPr>
+      <w:r>
+        <w:t>ROLE: Senior scientific illustrator. Produce the methodology overview figure for a</w:t>
+      </w:r>
+    </w:p>
+    <w:p>
+      <w:pPr>
+        <w:spacing w:after="0"/>
+      </w:pPr>
+      <w:r>
+        <w:t>CVPR 2026 paper, in the visual language of top CVPR/ICCV method figures: a clean</w:t>
+      </w:r>
+    </w:p>
+    <w:p>
+      <w:pPr>
+        <w:spacing w:after="0"/>
+      </w:pPr>
+      <w:r>
+        <w:t>left-to-right pipeline of five numbered cards with subtle isometric 3D modules,</w:t>
+      </w:r>
+    </w:p>
+    <w:p>
+      <w:pPr>
+        <w:spacing w:after="0"/>
+      </w:pPr>
+      <w:r>
+        <w:t>bold arrows, and exact labels.</w:t>
+      </w:r>
+    </w:p>
+    <w:p>
+      <w:pPr>
+        <w:spacing w:after="0"/>
+      </w:pPr>
+    </w:p>
+    <w:p>
+      <w:pPr>
+        <w:spacing w:after="0"/>
+      </w:pPr>
+      <w:r>
+        <w:t xml:space="preserve">CANVAS: Ultra-wide horizontal, 16:6 aspect ratio (4000 x 1500 </w:t>
       </w:r>
       <w:proofErr w:type="spellStart"/>
       <w:r>
+        <w:t>px</w:t>
+      </w:r>
+      <w:proofErr w:type="spellEnd"/>
+      <w:r>
+        <w:t>), white background,</w:t>
+      </w:r>
+    </w:p>
+    <w:p>
+      <w:pPr>
+        <w:spacing w:after="0"/>
+      </w:pPr>
+      <w:r>
+        <w:t>flat-vector with soft isometric 3D (30-degree isometric, light from top-left, subtle</w:t>
+      </w:r>
+    </w:p>
+    <w:p>
+      <w:pPr>
+        <w:spacing w:after="0"/>
+      </w:pPr>
+      <w:r>
+        <w:t xml:space="preserve">soft shadows only). Helvetica/Arial text, minimum text height 56 </w:t>
+      </w:r>
+      <w:proofErr w:type="spellStart"/>
+      <w:r>
+        <w:t>px</w:t>
+      </w:r>
+      <w:proofErr w:type="spellEnd"/>
+      <w:r>
+        <w:t xml:space="preserve"> (7 pt at 6.9 in</w:t>
+      </w:r>
+    </w:p>
+    <w:p>
+      <w:pPr>
+        <w:spacing w:after="0"/>
+      </w:pPr>
+      <w:r>
+        <w:t xml:space="preserve">print width). Line weights &gt;= 3 </w:t>
+      </w:r>
+      <w:proofErr w:type="spellStart"/>
+      <w:r>
+        <w:t>px</w:t>
+      </w:r>
+      <w:proofErr w:type="spellEnd"/>
+      <w:r>
+        <w:t>. No photographs, no people, no glossy effects,</w:t>
+      </w:r>
+    </w:p>
+    <w:p>
+      <w:pPr>
+        <w:spacing w:after="0"/>
+      </w:pPr>
+      <w:r>
+        <w:t>no neon, no clutter. Restrained palette: white, light gray cards, charcoal text,</w:t>
+      </w:r>
+    </w:p>
+    <w:p>
+      <w:pPr>
+        <w:spacing w:after="0"/>
+      </w:pPr>
+      <w:r>
+        <w:t>navy accent, plus the four semantic colors below. Must remain readable in grayscale.</w:t>
+      </w:r>
+    </w:p>
+    <w:p>
+      <w:pPr>
+        <w:spacing w:after="0"/>
+      </w:pPr>
+    </w:p>
+    <w:p>
+      <w:pPr>
+        <w:spacing w:after="0"/>
+      </w:pPr>
+      <w:r>
+        <w:t>SEMANTIC COLOR CODE (identical to the paper's other figures; never change):</w:t>
+      </w:r>
+    </w:p>
+    <w:p>
+      <w:pPr>
+        <w:spacing w:after="0"/>
+      </w:pPr>
+      <w:r>
+        <w:t xml:space="preserve"> green = ground truth found | blue = correct detection | red = missed vehicle (FN)</w:t>
+      </w:r>
+    </w:p>
+    <w:p>
+      <w:pPr>
+        <w:spacing w:after="0"/>
+      </w:pPr>
+      <w:r>
+        <w:t xml:space="preserve"> | orange = false positive (FP).</w:t>
+      </w:r>
+    </w:p>
+    <w:p>
+      <w:pPr>
+        <w:spacing w:after="0"/>
+      </w:pPr>
+    </w:p>
+    <w:p>
+      <w:pPr>
+        <w:spacing w:after="0"/>
+      </w:pPr>
+      <w:r>
+        <w:t>LAYOUT: Five light-gray rounded cards left to right, each with a dark circular number</w:t>
+      </w:r>
+    </w:p>
+    <w:p>
+      <w:pPr>
+        <w:spacing w:after="0"/>
+      </w:pPr>
+      <w:r>
+        <w:t>badge (1-5) at its top-left, a card title next to the badge, and a one-line caption</w:t>
+      </w:r>
+    </w:p>
+    <w:p>
+      <w:pPr>
+        <w:spacing w:after="0"/>
+      </w:pPr>
+      <w:r>
+        <w:t>strip at the bottom. Thick dark arrows connect cards. A thin title bar above:</w:t>
+      </w:r>
+    </w:p>
+    <w:p>
+      <w:pPr>
+        <w:spacing w:after="0"/>
+      </w:pPr>
+      <w:r>
+        <w:t>"Reliability of Camera-Based Non-Invasive Vehicle Counting". A legend strip along the</w:t>
+      </w:r>
+    </w:p>
+    <w:p>
+      <w:pPr>
+        <w:spacing w:after="0"/>
+      </w:pPr>
+      <w:r>
+        <w:t>bottom: the color code, plus "filled dot = decision rule fixed before the experiment",</w:t>
+      </w:r>
+    </w:p>
+    <w:p>
+      <w:pPr>
+        <w:spacing w:after="0"/>
+      </w:pPr>
+      <w:r>
+        <w:t>"</w:t>
+      </w:r>
+      <w:proofErr w:type="gramStart"/>
+      <w:r>
+        <w:t>hollow</w:t>
+      </w:r>
+      <w:proofErr w:type="gramEnd"/>
+      <w:r>
+        <w:t xml:space="preserve"> dot = exploratory, decided after seeing earlier results", and "Eq. (overlay)".</w:t>
+      </w:r>
+    </w:p>
+    <w:p>
+      <w:pPr>
+        <w:spacing w:after="0"/>
+      </w:pPr>
+      <w:r>
+        <w:t>Small equation pills sit on the arrows; leave pill interiors EMPTY except the tag</w:t>
+      </w:r>
+    </w:p>
+    <w:p>
+      <w:pPr>
+        <w:spacing w:after="0"/>
+      </w:pPr>
+      <w:r>
+        <w:t>(I overlay typeset LaTeX): tag "Eq. 1" on the arrow into card 5's density result and</w:t>
+      </w:r>
+    </w:p>
+    <w:p>
+      <w:pPr>
+        <w:spacing w:after="0"/>
+      </w:pPr>
+      <w:r>
+        <w:t>"Eq. 2" on the GAME item. Do not write any math symbols.</w:t>
+      </w:r>
+    </w:p>
+    <w:p>
+      <w:pPr>
+        <w:spacing w:after="0"/>
+      </w:pPr>
+    </w:p>
+    <w:p>
+      <w:pPr>
+        <w:spacing w:after="0"/>
+      </w:pPr>
+      <w:r>
+        <w:t>CARD 1 "Camera Input" | caption "Non-invasive sensing: roadside + aerial"</w:t>
+      </w:r>
+    </w:p>
+    <w:p>
+      <w:pPr>
+        <w:spacing w:after="0"/>
+      </w:pPr>
+      <w:r>
+        <w:t xml:space="preserve"> - Isometric roadside camera on a pole viewing a multi-lane highway (schematic cars),</w:t>
+      </w:r>
+    </w:p>
+    <w:p>
+      <w:pPr>
+        <w:spacing w:after="0"/>
+      </w:pPr>
+      <w:r>
+        <w:t xml:space="preserve">   labeled "Highway set: 536 train / 90 </w:t>
+      </w:r>
+      <w:proofErr w:type="spellStart"/>
+      <w:r>
+        <w:t>val</w:t>
+      </w:r>
+      <w:proofErr w:type="spellEnd"/>
+      <w:r>
+        <w:t xml:space="preserve"> images + one 601-frame video".</w:t>
+      </w:r>
+    </w:p>
+    <w:p>
+      <w:pPr>
+        <w:spacing w:after="0"/>
+      </w:pPr>
+      <w:r>
+        <w:t xml:space="preserve"> - A small isometric drone above a stack of image tiles, labeled "VisDrone2019-DET:</w:t>
+      </w:r>
+    </w:p>
+    <w:p>
+      <w:pPr>
+        <w:spacing w:after="0"/>
+      </w:pPr>
+      <w:r>
+        <w:t xml:space="preserve">   6,471 train / 548 </w:t>
+      </w:r>
+      <w:proofErr w:type="spellStart"/>
+      <w:r>
+        <w:t>val</w:t>
+      </w:r>
+      <w:proofErr w:type="spellEnd"/>
+      <w:r>
+        <w:t xml:space="preserve"> images, 17,040 vehicles".</w:t>
+      </w:r>
+    </w:p>
+    <w:p>
+      <w:pPr>
+        <w:spacing w:after="0"/>
+      </w:pPr>
+      <w:r>
+        <w:t xml:space="preserve"> - Tiny note: "ignored regions discarded".</w:t>
+      </w:r>
+    </w:p>
+    <w:p>
+      <w:pPr>
+        <w:spacing w:after="0"/>
+      </w:pPr>
+    </w:p>
+    <w:p>
+      <w:pPr>
+        <w:spacing w:after="0"/>
+      </w:pPr>
+      <w:r>
+        <w:t>CARD 2 "Detection" | caption "YOLOv8, off-the-shelf vs fine-tuned"</w:t>
+      </w:r>
+    </w:p>
+    <w:p>
+      <w:pPr>
+        <w:spacing w:after="0"/>
+      </w:pPr>
+      <w:r>
+        <w:t xml:space="preserve"> - Isometric layered network block "YOLOv8" splitting into two paths:</w:t>
+      </w:r>
+    </w:p>
+    <w:p>
+      <w:pPr>
+        <w:spacing w:after="0"/>
+      </w:pPr>
+      <w:r>
+        <w:t xml:space="preserve">   upper path "COCO-pretrained (n / s / m), vehicle classes only";</w:t>
+      </w:r>
+    </w:p>
+    <w:p>
+      <w:pPr>
+        <w:spacing w:after="0"/>
+      </w:pPr>
+      <w:r>
+        <w:lastRenderedPageBreak/>
+        <w:t xml:space="preserve">   lower path "Fine-tuned YOLOv8n" with two small chips "highway: 100 epochs, 640 </w:t>
+      </w:r>
+      <w:proofErr w:type="spellStart"/>
+      <w:r>
+        <w:t>px</w:t>
+      </w:r>
+      <w:proofErr w:type="spellEnd"/>
+      <w:r>
+        <w:t>"</w:t>
+      </w:r>
+    </w:p>
+    <w:p>
+      <w:pPr>
+        <w:spacing w:after="0"/>
+      </w:pPr>
+      <w:r>
+        <w:t xml:space="preserve">   and "</w:t>
+      </w:r>
+      <w:proofErr w:type="spellStart"/>
+      <w:r>
+        <w:t>VisDrone</w:t>
+      </w:r>
+      <w:proofErr w:type="spellEnd"/>
+      <w:r>
+        <w:t xml:space="preserve">: 35 epochs, 960 </w:t>
+      </w:r>
+      <w:proofErr w:type="spellStart"/>
+      <w:r>
+        <w:t>px</w:t>
+      </w:r>
+      <w:proofErr w:type="spellEnd"/>
+      <w:r>
+        <w:t>".</w:t>
+      </w:r>
+    </w:p>
+    <w:p>
+      <w:pPr>
+        <w:spacing w:after="0"/>
+      </w:pPr>
+      <w:r>
+        <w:t xml:space="preserve"> - Both paths output a schematic road scene with detection boxes in blue.</w:t>
+      </w:r>
+    </w:p>
+    <w:p>
+      <w:pPr>
+        <w:spacing w:after="0"/>
+      </w:pPr>
+      <w:r>
+        <w:t xml:space="preserve"> - A small slider icon labeled "confidence threshold tau" attached to the output.</w:t>
+      </w:r>
+    </w:p>
+    <w:p>
+      <w:pPr>
+        <w:spacing w:after="0"/>
+      </w:pPr>
+    </w:p>
+    <w:p>
+      <w:pPr>
+        <w:spacing w:after="0"/>
+      </w:pPr>
+      <w:r>
+        <w:t>CARD 3 "Matching &amp; Stratification" | caption "Matching and strata"</w:t>
+      </w:r>
+    </w:p>
+    <w:p>
+      <w:pPr>
+        <w:spacing w:after="0"/>
+      </w:pPr>
+      <w:r>
+        <w:t xml:space="preserve"> - Two overlapping boxes, ground truth (green) and detection (blue), under a</w:t>
+      </w:r>
+    </w:p>
+    <w:p>
+      <w:pPr>
+        <w:spacing w:after="0"/>
+      </w:pPr>
+      <w:r>
+        <w:t xml:space="preserve">   magnifying glass, labeled "greedy one-to-one matching, </w:t>
+      </w:r>
+      <w:proofErr w:type="spellStart"/>
+      <w:r>
         <w:t>IoU</w:t>
       </w:r>
       <w:proofErr w:type="spellEnd"/>
       <w:r>
-        <w:t xml:space="preserve"> matching. Label: "Stratified Error Analysis". STAGE 4 — "Statistical Testing": A 3D isometric bar chart with error bars and a bootstrap resampling icon (stacked dice or shuffling cards), next to a small balance/scale icon labeled "Standardized Comparison". Label: "Bootstrap &amp; Standardized Density Test". STAGE 5 — "Outputs" (rightmost): Three small 3D isometric icons side by side: (a) a speedometer/gauge labeled "Count Metrics (MAE, GAME)", (b) a traffic-light or pulse-line icon labeled "Traffic Vital Signs (Density, Flow, Speed)", (c) a magnifying glass over a red X and orange triangle labeled "Diagnosis: Size &amp; Occlusion, Not Density". Overall layout: horizontal flow with bold arrows connecting each stage, consistent isometric camera angle (30-degree), consistent lighting from top-left, each stage in its own light-gray rounded rectangle "card", stage number badges (1-5) in top-left corner of each card, a thin title bar at the top reading "Reliability of Camera-Based Non-Invasive Vehicle Counting". High resolution, vector-art quality, suitable for a two-column academic paper figure. ============= =============================================================== FINAL GENERATION COMMAND =============================================================== Follow PART 1 as the permanent visual design specification. Follow PART 2 as the scientific content specification. PART 1 tells you: HOW THE FIGURE MUST LOOK. PART 2 tells you: WHAT THE FIGURE MUST SHOW. Do not remove important scientific information. Do not invent scientific information. Do not change scientific values. Do not replace the formal visual identity with a generic colorful AI infographic. Create the complete research figure </w:t>
-      </w:r>
+        <w:t xml:space="preserve"> &gt;= 0.5"; a missed</w:t>
+      </w:r>
+    </w:p>
+    <w:p>
+      <w:pPr>
+        <w:spacing w:after="0"/>
+      </w:pPr>
+      <w:r>
+        <w:t xml:space="preserve">   ground-truth box in red and an unmatched detection in orange dashed beside it.</w:t>
+      </w:r>
+    </w:p>
+    <w:p>
+      <w:pPr>
+        <w:spacing w:after="0"/>
+      </w:pPr>
+      <w:r>
+        <w:t xml:space="preserve"> - An isometric 4 x 3 grid </w:t>
+      </w:r>
+      <w:proofErr w:type="gramStart"/>
+      <w:r>
+        <w:t>block</w:t>
+      </w:r>
+      <w:proofErr w:type="gramEnd"/>
+      <w:r>
+        <w:t xml:space="preserve">: rows = size bands "&lt;16", "16-32", "32-64", "&gt;=64 </w:t>
+      </w:r>
+      <w:proofErr w:type="spellStart"/>
+      <w:r>
+        <w:t>px</w:t>
+      </w:r>
+      <w:proofErr w:type="spellEnd"/>
+      <w:r>
+        <w:t>";</w:t>
+      </w:r>
+    </w:p>
+    <w:p>
+      <w:pPr>
+        <w:spacing w:after="0"/>
+      </w:pPr>
+      <w:r>
+        <w:t xml:space="preserve">   columns = occlusion "none", "partial", "heavy"; label "12 strata". Colored dots</w:t>
+      </w:r>
+    </w:p>
+    <w:p>
+      <w:pPr>
+        <w:spacing w:after="0"/>
+      </w:pPr>
+      <w:r>
+        <w:t xml:space="preserve">   sorted into cells. Chips: "per-vehicle covariates: size, neighbors, occlusion"</w:t>
+      </w:r>
+    </w:p>
+    <w:p>
+      <w:pPr>
+        <w:spacing w:after="0"/>
+      </w:pPr>
+      <w:r>
+        <w:t xml:space="preserve">   and "image density n = vehicles per image".</w:t>
+      </w:r>
+    </w:p>
+    <w:p>
+      <w:pPr>
+        <w:spacing w:after="0"/>
+      </w:pPr>
+    </w:p>
+    <w:p>
+      <w:pPr>
+        <w:spacing w:after="0"/>
+      </w:pPr>
+      <w:r>
+        <w:t>CARD 4 "Statistical Testing" | caption "Bootstrap and standardized density test"</w:t>
+      </w:r>
+    </w:p>
+    <w:p>
+      <w:pPr>
+        <w:spacing w:after="0"/>
+      </w:pPr>
+      <w:r>
+        <w:t xml:space="preserve"> - Top: two stacked mini bar groups titled "sparsest third" vs "densest third of</w:t>
+      </w:r>
+    </w:p>
+    <w:p>
+      <w:pPr>
+        <w:spacing w:after="0"/>
+      </w:pPr>
+      <w:r>
+        <w:t xml:space="preserve">   images" with an unlabeled bracket "recall drop" between them. NO axis numbers, NO</w:t>
+      </w:r>
+    </w:p>
+    <w:p>
+      <w:pPr>
+        <w:spacing w:after="0"/>
+      </w:pPr>
+      <w:r>
+        <w:t xml:space="preserve">   invented values.</w:t>
+      </w:r>
+    </w:p>
+    <w:p>
+      <w:pPr>
+        <w:spacing w:after="0"/>
+      </w:pPr>
+      <w:r>
+        <w:t xml:space="preserve"> - Middle: balance-scale icon labeled "same size x occlusion mix (standardized)" with</w:t>
+      </w:r>
+    </w:p>
+    <w:p>
+      <w:pPr>
+        <w:spacing w:after="0"/>
+      </w:pPr>
+      <w:r>
+        <w:t xml:space="preserve">   pill [Eq. 1].</w:t>
+      </w:r>
+    </w:p>
+    <w:p>
+      <w:pPr>
+        <w:spacing w:after="0"/>
+      </w:pPr>
+      <w:r>
+        <w:t xml:space="preserve"> - Bottom: stacked dice icon labeled "2,000 image-level bootstrap resamples; 95% CI".</w:t>
+      </w:r>
+    </w:p>
+    <w:p>
+      <w:pPr>
+        <w:spacing w:after="0"/>
+      </w:pPr>
+      <w:r>
+        <w:t xml:space="preserve"> - Two small markers: filled dot on "</w:t>
+      </w:r>
+      <w:proofErr w:type="spellStart"/>
+      <w:r>
+        <w:t>VisDrone</w:t>
+      </w:r>
+      <w:proofErr w:type="spellEnd"/>
+      <w:r>
+        <w:t xml:space="preserve"> fine-tuned: decision rule fixed</w:t>
+      </w:r>
+    </w:p>
+    <w:p>
+      <w:pPr>
+        <w:spacing w:after="0"/>
+      </w:pPr>
+      <w:r>
+        <w:t xml:space="preserve">   in advance", hollow dot on "COCO detectors: exploratory".</w:t>
+      </w:r>
+    </w:p>
+    <w:p>
+      <w:pPr>
+        <w:spacing w:after="0"/>
+      </w:pPr>
+    </w:p>
+    <w:p>
+      <w:pPr>
+        <w:spacing w:after="0"/>
+      </w:pPr>
+      <w:r>
+        <w:t>CARD 5 "Outputs" | caption "Three reliability analyses"</w:t>
+      </w:r>
+    </w:p>
+    <w:p>
+      <w:pPr>
+        <w:spacing w:after="0"/>
+      </w:pPr>
+      <w:r>
+        <w:t xml:space="preserve"> Three small stacked sub-panels:</w:t>
+      </w:r>
+    </w:p>
+    <w:p>
+      <w:pPr>
+        <w:spacing w:after="0"/>
+      </w:pPr>
+      <w:r>
+        <w:t xml:space="preserve"> (</w:t>
+      </w:r>
+      <w:proofErr w:type="spellStart"/>
+      <w:r>
+        <w:t>i</w:t>
+      </w:r>
+      <w:proofErr w:type="spellEnd"/>
+      <w:r>
+        <w:t xml:space="preserve">) Count metrics: gauge icon, labeled "net bias, MAE, </w:t>
+      </w:r>
+      <w:proofErr w:type="spellStart"/>
+      <w:r>
+        <w:t>nMAE</w:t>
+      </w:r>
+      <w:proofErr w:type="spellEnd"/>
+      <w:r>
+        <w:t xml:space="preserve"> across tau" and</w:t>
+      </w:r>
+    </w:p>
+    <w:p>
+      <w:pPr>
+        <w:spacing w:after="0"/>
+      </w:pPr>
+      <w:r>
+        <w:t xml:space="preserve">     "GAME grid error, 1x1 to 8x8" with pill [Eq. 2]; a tiny diverging bar glyph in</w:t>
+      </w:r>
+    </w:p>
+    <w:p>
+      <w:pPr>
+        <w:spacing w:after="0"/>
+      </w:pPr>
+      <w:r>
+        <w:t xml:space="preserve">     red (missed) and orange (false positives) with a black diamond (net error).</w:t>
+      </w:r>
+    </w:p>
+    <w:p>
+      <w:pPr>
+        <w:spacing w:after="0"/>
+      </w:pPr>
+      <w:r>
+        <w:t xml:space="preserve"> (ii) Traffic vital signs: traffic-light plus pulse-line icon, labeled "</w:t>
+      </w:r>
+      <w:proofErr w:type="spellStart"/>
+      <w:r>
+        <w:t>ByteTrack</w:t>
+      </w:r>
+      <w:proofErr w:type="spellEnd"/>
+      <w:r>
+        <w:t xml:space="preserve"> +</w:t>
+      </w:r>
+    </w:p>
+    <w:p>
+      <w:pPr>
+        <w:spacing w:after="0"/>
+      </w:pPr>
+      <w:r>
+        <w:t xml:space="preserve">     virtual counting line" and "density, flow, speed over 12 operating points".</w:t>
+      </w:r>
+    </w:p>
+    <w:p>
+      <w:pPr>
+        <w:spacing w:after="0"/>
+      </w:pPr>
+      <w:r>
+        <w:t xml:space="preserve"> (iii) Diagnosis: magnifying glass over a question mark, labeled "Which factor</w:t>
+      </w:r>
+    </w:p>
+    <w:p>
+      <w:pPr>
+        <w:spacing w:after="0"/>
+      </w:pPr>
+      <w:r>
+        <w:t xml:space="preserve">     drives failure? density, size, occlusion, threshold". (Pose it as a QUESTION;</w:t>
+      </w:r>
+    </w:p>
+    <w:p>
+      <w:pPr>
+        <w:spacing w:after="0"/>
+      </w:pPr>
+      <w:r>
+        <w:t xml:space="preserve">     do not state a result.)</w:t>
+      </w:r>
+    </w:p>
+    <w:p>
+      <w:pPr>
+        <w:spacing w:after="0"/>
+      </w:pPr>
+    </w:p>
+    <w:p>
+      <w:pPr>
+        <w:spacing w:after="0"/>
+      </w:pPr>
+      <w:r>
+        <w:t xml:space="preserve">HIERARCHY: card titles largest, module labels medium, chips smallest but &gt;= 56 </w:t>
+      </w:r>
+      <w:proofErr w:type="spellStart"/>
+      <w:r>
+        <w:t>px</w:t>
+      </w:r>
+      <w:proofErr w:type="spellEnd"/>
+      <w:r>
+        <w:t>.</w:t>
+      </w:r>
+    </w:p>
+    <w:p>
+      <w:pPr>
+        <w:spacing w:after="0"/>
+      </w:pPr>
+      <w:r>
+        <w:t>All text horizontal, unclipped, generous inner margins.</w:t>
+      </w:r>
+    </w:p>
+    <w:p>
+      <w:pPr>
+        <w:spacing w:after="0"/>
+      </w:pPr>
+    </w:p>
+    <w:p>
+      <w:pPr>
+        <w:spacing w:after="0"/>
+      </w:pPr>
       <w:r>
         <w:lastRenderedPageBreak/>
-        <w:t>according to both parts. Make the scientific workflow immediately understandable. Use subtle professional 3D/isometric geometry. Use a predominantly black-and-white visual system with restrained red and yellow accents. Use high-resolution / 4K-quality rendering. Make every important component crisp and readable. Generate the figure now.</w:t>
-      </w:r>
-    </w:p>
-    <w:p/>
+        <w:t>HARD CONSTRAINTS: Use ONLY the numbers, names, and labels written above. Do not invent</w:t>
+      </w:r>
+    </w:p>
+    <w:p>
+      <w:pPr>
+        <w:spacing w:after="0"/>
+      </w:pPr>
+      <w:r>
+        <w:t>data, bar heights, axis values, extra stages, or extra equations. Do not state any</w:t>
+      </w:r>
+    </w:p>
+    <w:p>
+      <w:pPr>
+        <w:spacing w:after="0"/>
+      </w:pPr>
+      <w:r>
+        <w:t>experimental result anywhere. If a label cannot be rendered cleanly, leave a gray</w:t>
+      </w:r>
+    </w:p>
+    <w:p>
+      <w:pPr>
+        <w:spacing w:after="0"/>
+      </w:pPr>
+      <w:r>
+        <w:t>placeholder bar instead of guessing.</w:t>
+      </w:r>
+    </w:p>
+    <w:p>
+      <w:pPr>
+        <w:spacing w:after="0"/>
+      </w:pPr>
+    </w:p>
+    <w:p>
+      <w:pPr>
+        <w:spacing w:after="0"/>
+      </w:pPr>
+      <w:r>
+        <w:t>NEGATIVE: no photographs, no humans, no Method A / Method B charts, no fake axes, no</w:t>
+      </w:r>
+    </w:p>
+    <w:p>
+      <w:pPr>
+        <w:spacing w:after="0"/>
+      </w:pPr>
+      <w:r>
+        <w:t>glossy renders, no neon, no stacked shadows, no spaghetti arrows, no overlapping</w:t>
+      </w:r>
+    </w:p>
+    <w:p>
+      <w:pPr>
+        <w:spacing w:after="0"/>
+      </w:pPr>
+      <w:r>
+        <w:t>labels, no watermark.</w:t>
+      </w:r>
+    </w:p>
+    <w:p>
+      <w:pPr>
+        <w:spacing w:after="0"/>
+      </w:pPr>
+    </w:p>
+    <w:p>
+      <w:pPr>
+        <w:spacing w:after="0"/>
+      </w:pPr>
+      <w:r>
+        <w:t>DELETE-ORDER if cluttered: 1) "ignored regions" note, 2) the two training-epoch chips,</w:t>
+      </w:r>
+    </w:p>
+    <w:p>
+      <w:pPr>
+        <w:spacing w:after="0"/>
+      </w:pPr>
+      <w:r>
+        <w:t xml:space="preserve">3) </w:t>
+      </w:r>
+      <w:proofErr w:type="gramStart"/>
+      <w:r>
+        <w:t>neighbors</w:t>
+      </w:r>
+      <w:proofErr w:type="gramEnd"/>
+      <w:r>
+        <w:t xml:space="preserve"> chip, 4) tau slider icon.</w:t>
+      </w:r>
+    </w:p>
     <w:p>
       <w:r>
         <w:rPr>
@@ -86,10 +858,10 @@
           <w:noProof/>
         </w:rPr>
         <w:drawing>
-          <wp:inline distT="0" distB="0" distL="0" distR="0" wp14:anchorId="46063070" wp14:editId="56DCB6B9">
-            <wp:extent cx="5943600" cy="2284095"/>
-            <wp:effectExtent l="0" t="0" r="0" b="1905"/>
-            <wp:docPr id="1882991179" name="Picture 1"/>
+          <wp:inline distT="0" distB="0" distL="0" distR="0" wp14:anchorId="3B03383C" wp14:editId="66C288F6">
+            <wp:extent cx="6528435" cy="1948068"/>
+            <wp:effectExtent l="0" t="0" r="5715" b="0"/>
+            <wp:docPr id="373644005" name="Picture 1"/>
             <wp:cNvGraphicFramePr>
               <a:graphicFrameLocks xmlns:a="http://schemas.openxmlformats.org/drawingml/2006/main" noChangeAspect="1"/>
             </wp:cNvGraphicFramePr>
@@ -97,7 +869,7 @@
               <a:graphicData uri="http://schemas.openxmlformats.org/drawingml/2006/picture">
                 <pic:pic xmlns:pic="http://schemas.openxmlformats.org/drawingml/2006/picture">
                   <pic:nvPicPr>
-                    <pic:cNvPr id="1882991179" name="Picture 1882991179"/>
+                    <pic:cNvPr id="373644005" name="Picture 373644005"/>
                     <pic:cNvPicPr/>
                   </pic:nvPicPr>
                   <pic:blipFill>
@@ -115,7 +887,7 @@
                   <pic:spPr>
                     <a:xfrm>
                       <a:off x="0" y="0"/>
-                      <a:ext cx="5943600" cy="2284095"/>
+                      <a:ext cx="6540107" cy="1951551"/>
                     </a:xfrm>
                     <a:prstGeom prst="rect">
                       <a:avLst/>
@@ -741,6 +1513,7 @@
   <w:style w:type="character" w:default="1" w:styleId="DefaultParagraphFont">
     <w:name w:val="Default Paragraph Font"/>
     <w:uiPriority w:val="1"/>
+    <w:semiHidden/>
     <w:unhideWhenUsed/>
   </w:style>
   <w:style w:type="table" w:default="1" w:styleId="TableNormal">
